--- a/src/OpenXmlHtml.Tests/WordTableStyleTests.TableWidth.Net.verified.docx
+++ b/src/OpenXmlHtml.Tests/WordTableStyleTests.TableWidth.Net.verified.docx
@@ -13,13 +13,17 @@
           <w:insideH w:val="single" w:color="auto" w:sz="4" w:space="0"/>
           <w:insideV w:val="single" w:color="auto" w:sz="4" w:space="0"/>
         </w:tblBorders>
+        <w:tblLayout w:type="fixed"/>
       </w:tblPr>
       <w:tblGrid>
-        <w:gridCol/>
-        <w:gridCol/>
+        <w:gridCol w:w="4000"/>
+        <w:gridCol w:w="4000"/>
       </w:tblGrid>
       <w:tr>
         <w:tc>
+          <w:tcPr>
+            <w:tcW w:w="4000" w:type="dxa"/>
+          </w:tcPr>
           <w:p>
             <w:r>
               <w:t xml:space="preserve">Cell 1</w:t>
@@ -27,6 +31,9 @@
           </w:p>
         </w:tc>
         <w:tc>
+          <w:tcPr>
+            <w:tcW w:w="4000" w:type="dxa"/>
+          </w:tcPr>
           <w:p>
             <w:r>
               <w:t xml:space="preserve">Cell 2</w:t>
